--- a/AssetManagement/Client/wwwroot/Private/ExpCertificateCIS.docx
+++ b/AssetManagement/Client/wwwroot/Private/ExpCertificateCIS.docx
@@ -32,25 +32,7 @@
           <w:sz w:val="24"/>
           <w:szCs w:val="24"/>
         </w:rPr>
-        <w:t>{</w:t>
-      </w:r>
-      <w:proofErr w:type="spellStart"/>
-      <w:r>
-        <w:rPr>
-          <w:rFonts w:ascii="Times New Roman" w:eastAsia="Times New Roman" w:hAnsi="Times New Roman" w:cs="Times New Roman"/>
-          <w:sz w:val="24"/>
-          <w:szCs w:val="24"/>
-        </w:rPr>
-        <w:t>LetterDate</w:t>
-      </w:r>
-      <w:proofErr w:type="spellEnd"/>
-      <w:r>
-        <w:rPr>
-          <w:rFonts w:ascii="Times New Roman" w:eastAsia="Times New Roman" w:hAnsi="Times New Roman" w:cs="Times New Roman"/>
-          <w:sz w:val="24"/>
-          <w:szCs w:val="24"/>
-        </w:rPr>
-        <w:t>}</w:t>
+        <w:t>{LetterDate}</w:t>
       </w:r>
     </w:p>
     <w:p>
@@ -102,25 +84,7 @@
           <w:sz w:val="24"/>
           <w:szCs w:val="24"/>
         </w:rPr>
-        <w:t>{</w:t>
-      </w:r>
-      <w:proofErr w:type="spellStart"/>
-      <w:r>
-        <w:rPr>
-          <w:rFonts w:ascii="Times New Roman" w:eastAsia="Times New Roman" w:hAnsi="Times New Roman" w:cs="Times New Roman"/>
-          <w:sz w:val="24"/>
-          <w:szCs w:val="24"/>
-        </w:rPr>
-        <w:t>EmployeeName</w:t>
-      </w:r>
-      <w:proofErr w:type="spellEnd"/>
-      <w:r>
-        <w:rPr>
-          <w:rFonts w:ascii="Times New Roman" w:eastAsia="Times New Roman" w:hAnsi="Times New Roman" w:cs="Times New Roman"/>
-          <w:sz w:val="24"/>
-          <w:szCs w:val="24"/>
-        </w:rPr>
-        <w:t>}</w:t>
+        <w:t>{EmployeeName}</w:t>
       </w:r>
     </w:p>
     <w:p>
@@ -288,108 +252,16 @@
           <w:sz w:val="24"/>
           <w:szCs w:val="24"/>
         </w:rPr>
-        <w:t>It is our pleasure to inform you that {Title} {</w:t>
+        <w:t>It is our pleasure to inform you that {Title} {EmployeeName} S/o {FatherName} has worked with us for a tenure of {EmploymentDuration}. {HeShe} has worked with Credent Infotech Solutions LLP in the position of {Designation} from {DateOfJoining} to {</w:t>
       </w:r>
-      <w:proofErr w:type="spellStart"/>
       <w:r>
         <w:rPr>
           <w:rFonts w:ascii="Times New Roman" w:eastAsia="Times New Roman" w:hAnsi="Times New Roman" w:cs="Times New Roman"/>
           <w:sz w:val="24"/>
           <w:szCs w:val="24"/>
         </w:rPr>
-        <w:t>EmployeeName</w:t>
+        <w:t>RelievedDate</w:t>
       </w:r>
-      <w:proofErr w:type="spellEnd"/>
-      <w:r>
-        <w:rPr>
-          <w:rFonts w:ascii="Times New Roman" w:eastAsia="Times New Roman" w:hAnsi="Times New Roman" w:cs="Times New Roman"/>
-          <w:sz w:val="24"/>
-          <w:szCs w:val="24"/>
-        </w:rPr>
-        <w:t>} S/o {</w:t>
-      </w:r>
-      <w:proofErr w:type="spellStart"/>
-      <w:r>
-        <w:rPr>
-          <w:rFonts w:ascii="Times New Roman" w:eastAsia="Times New Roman" w:hAnsi="Times New Roman" w:cs="Times New Roman"/>
-          <w:sz w:val="24"/>
-          <w:szCs w:val="24"/>
-        </w:rPr>
-        <w:t>FatherName</w:t>
-      </w:r>
-      <w:proofErr w:type="spellEnd"/>
-      <w:r>
-        <w:rPr>
-          <w:rFonts w:ascii="Times New Roman" w:eastAsia="Times New Roman" w:hAnsi="Times New Roman" w:cs="Times New Roman"/>
-          <w:sz w:val="24"/>
-          <w:szCs w:val="24"/>
-        </w:rPr>
-        <w:t>} has worked with us for a tenure of {</w:t>
-      </w:r>
-      <w:proofErr w:type="spellStart"/>
-      <w:r>
-        <w:rPr>
-          <w:rFonts w:ascii="Times New Roman" w:eastAsia="Times New Roman" w:hAnsi="Times New Roman" w:cs="Times New Roman"/>
-          <w:sz w:val="24"/>
-          <w:szCs w:val="24"/>
-        </w:rPr>
-        <w:t>EmploymentDuration</w:t>
-      </w:r>
-      <w:proofErr w:type="spellEnd"/>
-      <w:r>
-        <w:rPr>
-          <w:rFonts w:ascii="Times New Roman" w:eastAsia="Times New Roman" w:hAnsi="Times New Roman" w:cs="Times New Roman"/>
-          <w:sz w:val="24"/>
-          <w:szCs w:val="24"/>
-        </w:rPr>
-        <w:t>}. {</w:t>
-      </w:r>
-      <w:proofErr w:type="spellStart"/>
-      <w:r>
-        <w:rPr>
-          <w:rFonts w:ascii="Times New Roman" w:eastAsia="Times New Roman" w:hAnsi="Times New Roman" w:cs="Times New Roman"/>
-          <w:sz w:val="24"/>
-          <w:szCs w:val="24"/>
-        </w:rPr>
-        <w:t>HeShe</w:t>
-      </w:r>
-      <w:proofErr w:type="spellEnd"/>
-      <w:r>
-        <w:rPr>
-          <w:rFonts w:ascii="Times New Roman" w:eastAsia="Times New Roman" w:hAnsi="Times New Roman" w:cs="Times New Roman"/>
-          <w:sz w:val="24"/>
-          <w:szCs w:val="24"/>
-        </w:rPr>
-        <w:t>} has worked with Credent Infotech Solutions LLP in the position of {Designation} from {</w:t>
-      </w:r>
-      <w:proofErr w:type="spellStart"/>
-      <w:r>
-        <w:rPr>
-          <w:rFonts w:ascii="Times New Roman" w:eastAsia="Times New Roman" w:hAnsi="Times New Roman" w:cs="Times New Roman"/>
-          <w:sz w:val="24"/>
-          <w:szCs w:val="24"/>
-        </w:rPr>
-        <w:t>DateOfJoining</w:t>
-      </w:r>
-      <w:proofErr w:type="spellEnd"/>
-      <w:r>
-        <w:rPr>
-          <w:rFonts w:ascii="Times New Roman" w:eastAsia="Times New Roman" w:hAnsi="Times New Roman" w:cs="Times New Roman"/>
-          <w:sz w:val="24"/>
-          <w:szCs w:val="24"/>
-        </w:rPr>
-        <w:t>} to {</w:t>
-      </w:r>
-      <w:proofErr w:type="spellStart"/>
-      <w:r>
-        <w:rPr>
-          <w:rFonts w:ascii="Times New Roman" w:eastAsia="Times New Roman" w:hAnsi="Times New Roman" w:cs="Times New Roman"/>
-          <w:sz w:val="24"/>
-          <w:szCs w:val="24"/>
-        </w:rPr>
-        <w:t>DateOfLeaving</w:t>
-      </w:r>
-      <w:proofErr w:type="spellEnd"/>
       <w:r>
         <w:rPr>
           <w:rFonts w:ascii="Times New Roman" w:eastAsia="Times New Roman" w:hAnsi="Times New Roman" w:cs="Times New Roman"/>
@@ -440,115 +312,7 @@
           <w:sz w:val="24"/>
           <w:szCs w:val="24"/>
         </w:rPr>
-        <w:t>During the above-mentioned tenure, {Title} {</w:t>
-      </w:r>
-      <w:proofErr w:type="spellStart"/>
-      <w:r>
-        <w:rPr>
-          <w:rFonts w:ascii="Times New Roman" w:eastAsia="Times New Roman" w:hAnsi="Times New Roman" w:cs="Times New Roman"/>
-          <w:sz w:val="24"/>
-          <w:szCs w:val="24"/>
-        </w:rPr>
-        <w:t>EmployeeName</w:t>
-      </w:r>
-      <w:proofErr w:type="spellEnd"/>
-      <w:r>
-        <w:rPr>
-          <w:rFonts w:ascii="Times New Roman" w:eastAsia="Times New Roman" w:hAnsi="Times New Roman" w:cs="Times New Roman"/>
-          <w:sz w:val="24"/>
-          <w:szCs w:val="24"/>
-        </w:rPr>
-        <w:t>} remained involved with the duties and responsibilities assigned to {</w:t>
-      </w:r>
-      <w:proofErr w:type="spellStart"/>
-      <w:r>
-        <w:rPr>
-          <w:rFonts w:ascii="Times New Roman" w:eastAsia="Times New Roman" w:hAnsi="Times New Roman" w:cs="Times New Roman"/>
-          <w:sz w:val="24"/>
-          <w:szCs w:val="24"/>
-        </w:rPr>
-        <w:t>HimHer</w:t>
-      </w:r>
-      <w:proofErr w:type="spellEnd"/>
-      <w:r>
-        <w:rPr>
-          <w:rFonts w:ascii="Times New Roman" w:eastAsia="Times New Roman" w:hAnsi="Times New Roman" w:cs="Times New Roman"/>
-          <w:sz w:val="24"/>
-          <w:szCs w:val="24"/>
-        </w:rPr>
-        <w:t>}. We found {</w:t>
-      </w:r>
-      <w:proofErr w:type="spellStart"/>
-      <w:r>
-        <w:rPr>
-          <w:rFonts w:ascii="Times New Roman" w:eastAsia="Times New Roman" w:hAnsi="Times New Roman" w:cs="Times New Roman"/>
-          <w:sz w:val="24"/>
-          <w:szCs w:val="24"/>
-        </w:rPr>
-        <w:t>HimHer</w:t>
-      </w:r>
-      <w:proofErr w:type="spellEnd"/>
-      <w:r>
-        <w:rPr>
-          <w:rFonts w:ascii="Times New Roman" w:eastAsia="Times New Roman" w:hAnsi="Times New Roman" w:cs="Times New Roman"/>
-          <w:sz w:val="24"/>
-          <w:szCs w:val="24"/>
-        </w:rPr>
-        <w:t>} competent, active, and sincere in {</w:t>
-      </w:r>
-      <w:proofErr w:type="spellStart"/>
-      <w:r>
-        <w:rPr>
-          <w:rFonts w:ascii="Times New Roman" w:eastAsia="Times New Roman" w:hAnsi="Times New Roman" w:cs="Times New Roman"/>
-          <w:sz w:val="24"/>
-          <w:szCs w:val="24"/>
-        </w:rPr>
-        <w:t>HisHer</w:t>
-      </w:r>
-      <w:proofErr w:type="spellEnd"/>
-      <w:r>
-        <w:rPr>
-          <w:rFonts w:ascii="Times New Roman" w:eastAsia="Times New Roman" w:hAnsi="Times New Roman" w:cs="Times New Roman"/>
-          <w:sz w:val="24"/>
-          <w:szCs w:val="24"/>
-        </w:rPr>
-        <w:t>} work. {</w:t>
-      </w:r>
-      <w:proofErr w:type="spellStart"/>
-      <w:r>
-        <w:rPr>
-          <w:rFonts w:ascii="Times New Roman" w:eastAsia="Times New Roman" w:hAnsi="Times New Roman" w:cs="Times New Roman"/>
-          <w:sz w:val="24"/>
-          <w:szCs w:val="24"/>
-        </w:rPr>
-        <w:t>HeShe</w:t>
-      </w:r>
-      <w:proofErr w:type="spellEnd"/>
-      <w:r>
-        <w:rPr>
-          <w:rFonts w:ascii="Times New Roman" w:eastAsia="Times New Roman" w:hAnsi="Times New Roman" w:cs="Times New Roman"/>
-          <w:sz w:val="24"/>
-          <w:szCs w:val="24"/>
-        </w:rPr>
-        <w:t>} is professionally sound and hard-working, and {</w:t>
-      </w:r>
-      <w:proofErr w:type="spellStart"/>
-      <w:r>
-        <w:rPr>
-          <w:rFonts w:ascii="Times New Roman" w:eastAsia="Times New Roman" w:hAnsi="Times New Roman" w:cs="Times New Roman"/>
-          <w:sz w:val="24"/>
-          <w:szCs w:val="24"/>
-        </w:rPr>
-        <w:t>HisHer</w:t>
-      </w:r>
-      <w:proofErr w:type="spellEnd"/>
-      <w:r>
-        <w:rPr>
-          <w:rFonts w:ascii="Times New Roman" w:eastAsia="Times New Roman" w:hAnsi="Times New Roman" w:cs="Times New Roman"/>
-          <w:sz w:val="24"/>
-          <w:szCs w:val="24"/>
-        </w:rPr>
-        <w:t>} dedication, initiative, and contributions have been helpful to the organization.</w:t>
+        <w:t>During the above-mentioned tenure, {Title} {EmployeeName} remained involved with the duties and responsibilities assigned to {HimHer}. We found {HimHer} competent, active, and sincere in {HisHer} work. {HeShe} is professionally sound and hard-working, and {HisHer} dedication, initiative, and contributions have been helpful to the organization.</w:t>
       </w:r>
     </w:p>
     <w:p>
@@ -592,61 +356,7 @@
           <w:sz w:val="24"/>
           <w:szCs w:val="24"/>
         </w:rPr>
-        <w:t>We respect {</w:t>
-      </w:r>
-      <w:proofErr w:type="spellStart"/>
-      <w:r>
-        <w:rPr>
-          <w:rFonts w:ascii="Times New Roman" w:eastAsia="Times New Roman" w:hAnsi="Times New Roman" w:cs="Times New Roman"/>
-          <w:sz w:val="24"/>
-          <w:szCs w:val="24"/>
-        </w:rPr>
-        <w:t>HisHer</w:t>
-      </w:r>
-      <w:proofErr w:type="spellEnd"/>
-      <w:r>
-        <w:rPr>
-          <w:rFonts w:ascii="Times New Roman" w:eastAsia="Times New Roman" w:hAnsi="Times New Roman" w:cs="Times New Roman"/>
-          <w:sz w:val="24"/>
-          <w:szCs w:val="24"/>
-        </w:rPr>
-        <w:t>} decision to discontinue the services with us and wish {</w:t>
-      </w:r>
-      <w:proofErr w:type="spellStart"/>
-      <w:r>
-        <w:rPr>
-          <w:rFonts w:ascii="Times New Roman" w:eastAsia="Times New Roman" w:hAnsi="Times New Roman" w:cs="Times New Roman"/>
-          <w:sz w:val="24"/>
-          <w:szCs w:val="24"/>
-        </w:rPr>
-        <w:t>HimHer</w:t>
-      </w:r>
-      <w:proofErr w:type="spellEnd"/>
-      <w:r>
-        <w:rPr>
-          <w:rFonts w:ascii="Times New Roman" w:eastAsia="Times New Roman" w:hAnsi="Times New Roman" w:cs="Times New Roman"/>
-          <w:sz w:val="24"/>
-          <w:szCs w:val="24"/>
-        </w:rPr>
-        <w:t>} all the best in {</w:t>
-      </w:r>
-      <w:proofErr w:type="spellStart"/>
-      <w:r>
-        <w:rPr>
-          <w:rFonts w:ascii="Times New Roman" w:eastAsia="Times New Roman" w:hAnsi="Times New Roman" w:cs="Times New Roman"/>
-          <w:sz w:val="24"/>
-          <w:szCs w:val="24"/>
-        </w:rPr>
-        <w:t>HisHer</w:t>
-      </w:r>
-      <w:proofErr w:type="spellEnd"/>
-      <w:r>
-        <w:rPr>
-          <w:rFonts w:ascii="Times New Roman" w:eastAsia="Times New Roman" w:hAnsi="Times New Roman" w:cs="Times New Roman"/>
-          <w:sz w:val="24"/>
-          <w:szCs w:val="24"/>
-        </w:rPr>
-        <w:t>} future endeavors.</w:t>
+        <w:t>We respect {HisHer} decision to discontinue the services with us and wish {HimHer} all the best in {HisHer} future endeavors.</w:t>
       </w:r>
     </w:p>
     <w:p>
@@ -734,25 +444,7 @@
           <w:sz w:val="24"/>
           <w:szCs w:val="24"/>
         </w:rPr>
-        <w:t>{</w:t>
-      </w:r>
-      <w:proofErr w:type="spellStart"/>
-      <w:r>
-        <w:rPr>
-          <w:rFonts w:ascii="Times New Roman" w:eastAsia="Times New Roman" w:hAnsi="Times New Roman" w:cs="Times New Roman"/>
-          <w:sz w:val="24"/>
-          <w:szCs w:val="24"/>
-        </w:rPr>
-        <w:t>SignerName</w:t>
-      </w:r>
-      <w:proofErr w:type="spellEnd"/>
-      <w:r>
-        <w:rPr>
-          <w:rFonts w:ascii="Times New Roman" w:eastAsia="Times New Roman" w:hAnsi="Times New Roman" w:cs="Times New Roman"/>
-          <w:sz w:val="24"/>
-          <w:szCs w:val="24"/>
-        </w:rPr>
-        <w:t>}</w:t>
+        <w:t>{SignerName}</w:t>
       </w:r>
     </w:p>
     <w:p>
@@ -778,25 +470,7 @@
           <w:sz w:val="24"/>
           <w:szCs w:val="24"/>
         </w:rPr>
-        <w:t>({</w:t>
-      </w:r>
-      <w:proofErr w:type="spellStart"/>
-      <w:r>
-        <w:rPr>
-          <w:rFonts w:ascii="Times New Roman" w:eastAsia="Times New Roman" w:hAnsi="Times New Roman" w:cs="Times New Roman"/>
-          <w:sz w:val="24"/>
-          <w:szCs w:val="24"/>
-        </w:rPr>
-        <w:t>SignerDesignation</w:t>
-      </w:r>
-      <w:proofErr w:type="spellEnd"/>
-      <w:r>
-        <w:rPr>
-          <w:rFonts w:ascii="Times New Roman" w:eastAsia="Times New Roman" w:hAnsi="Times New Roman" w:cs="Times New Roman"/>
-          <w:sz w:val="24"/>
-          <w:szCs w:val="24"/>
-        </w:rPr>
-        <w:t>})</w:t>
+        <w:t>({SignerDesignation})</w:t>
       </w:r>
     </w:p>
     <w:sectPr>
@@ -926,39 +600,7 @@
         <w:rFonts w:ascii="Calibri" w:eastAsia="Times New Roman" w:hAnsi="Calibri" w:cs="Times New Roman"/>
         <w:b/>
       </w:rPr>
-      <w:t>Regd. Office: G-2/</w:t>
-    </w:r>
-    <w:proofErr w:type="gramStart"/>
-    <w:r>
-      <w:rPr>
-        <w:rFonts w:ascii="Calibri" w:eastAsia="Times New Roman" w:hAnsi="Calibri" w:cs="Times New Roman"/>
-        <w:b/>
-      </w:rPr>
-      <w:t>152,IIIRD</w:t>
-    </w:r>
-    <w:proofErr w:type="gramEnd"/>
-    <w:r>
-      <w:rPr>
-        <w:rFonts w:ascii="Calibri" w:eastAsia="Times New Roman" w:hAnsi="Calibri" w:cs="Times New Roman"/>
-        <w:b/>
-      </w:rPr>
-      <w:t xml:space="preserve">, </w:t>
-    </w:r>
-    <w:proofErr w:type="spellStart"/>
-    <w:r>
-      <w:rPr>
-        <w:rFonts w:ascii="Calibri" w:eastAsia="Times New Roman" w:hAnsi="Calibri" w:cs="Times New Roman"/>
-        <w:b/>
-      </w:rPr>
-      <w:t>IInd</w:t>
-    </w:r>
-    <w:proofErr w:type="spellEnd"/>
-    <w:r>
-      <w:rPr>
-        <w:rFonts w:ascii="Calibri" w:eastAsia="Times New Roman" w:hAnsi="Calibri" w:cs="Times New Roman"/>
-        <w:b/>
-      </w:rPr>
-      <w:t xml:space="preserve"> Floor, Sector-16,</w:t>
+      <w:t>Regd. Office: G-2/152,IIIRD, IInd Floor, Sector-16,</w:t>
     </w:r>
   </w:p>
   <w:p>
@@ -971,21 +613,12 @@
         <w:b/>
       </w:rPr>
     </w:pPr>
-    <w:proofErr w:type="gramStart"/>
     <w:r>
       <w:rPr>
         <w:rFonts w:ascii="Calibri" w:eastAsia="Times New Roman" w:hAnsi="Calibri" w:cs="Times New Roman"/>
         <w:b/>
       </w:rPr>
-      <w:t>Rohini,  Delhi</w:t>
-    </w:r>
-    <w:proofErr w:type="gramEnd"/>
-    <w:r>
-      <w:rPr>
-        <w:rFonts w:ascii="Calibri" w:eastAsia="Times New Roman" w:hAnsi="Calibri" w:cs="Times New Roman"/>
-        <w:b/>
-      </w:rPr>
-      <w:t>-110089</w:t>
+      <w:t>Rohini,  Delhi-110089</w:t>
     </w:r>
   </w:p>
   <w:p>
@@ -1003,23 +636,7 @@
         <w:rFonts w:ascii="Calibri" w:eastAsia="Times New Roman" w:hAnsi="Calibri" w:cs="Times New Roman"/>
         <w:b/>
       </w:rPr>
-      <w:t xml:space="preserve">Email </w:t>
-    </w:r>
-    <w:proofErr w:type="gramStart"/>
-    <w:r>
-      <w:rPr>
-        <w:rFonts w:ascii="Calibri" w:eastAsia="Times New Roman" w:hAnsi="Calibri" w:cs="Times New Roman"/>
-        <w:b/>
-      </w:rPr>
-      <w:t>Id :</w:t>
-    </w:r>
-    <w:proofErr w:type="gramEnd"/>
-    <w:r>
-      <w:rPr>
-        <w:rFonts w:ascii="Calibri" w:eastAsia="Times New Roman" w:hAnsi="Calibri" w:cs="Times New Roman"/>
-        <w:b/>
-      </w:rPr>
-      <w:t xml:space="preserve"> Info@Credentinfotech.com</w:t>
+      <w:t>Email Id : Info@Credentinfotech.com</w:t>
     </w:r>
   </w:p>
   <w:p>
@@ -1897,7 +1514,6 @@
   <w:style w:type="character" w:default="1" w:styleId="DefaultParagraphFont">
     <w:name w:val="Default Paragraph Font"/>
     <w:uiPriority w:val="1"/>
-    <w:semiHidden/>
     <w:unhideWhenUsed/>
   </w:style>
   <w:style w:type="table" w:default="1" w:styleId="TableNormal">
